--- a/Tailored_CVs/Shinoy_Sogeti_Test_Automation_Engineer.docx
+++ b/Tailored_CVs/Shinoy_Sogeti_Test_Automation_Engineer.docx
@@ -70,7 +70,7 @@
           <w:b w:val="0"/>
           <w:sz w:val="19"/>
         </w:rPr>
-        <w:t>QA Automation Engineer with over eight years of experience building scalable automation frameworks using Java Selenium and TypeScript Playwright. I frequently guide cross-functional teams and help improve testing strategies for financial clients. I also use tools like Gemini Code Assist to streamline test generation and deployment scripts.</w:t>
+        <w:t>I am a QA automation engineer with over 8 years of experience building scalable test frameworks using Java, Selenium, and TypeScript Playwright. I frequently guide cross-functional teams and align testing strategies with business needs. Having recently relocated to the Netherlands with a valid EU residence permit, I am ready to bring my hands-on background in CI/CD integration and AI-assisted test generation using Gemini Code Assist to Sogeti.</w:t>
       </w:r>
     </w:p>
     <w:p>
@@ -288,7 +288,7 @@
           <w:b w:val="0"/>
           <w:sz w:val="18"/>
         </w:rPr>
-        <w:t>▸ Migrated a SeleniumJava framework to Playwright TypeScript for credit workflows within a microservices architecture, boosting execution efficiency by 20%.</w:t>
+        <w:t>▸ Migrated a legacy SeleniumJava framework to Playwright TypeScript for credit limit and rating analysis workflows, improving execution efficiency by 20%.</w:t>
       </w:r>
     </w:p>
     <w:p>
@@ -301,7 +301,7 @@
           <w:b w:val="0"/>
           <w:sz w:val="18"/>
         </w:rPr>
-        <w:t>▸ Created a Test Automation framework from scratch for payment processing systems using Java Selenium on a BDD Cucumber framework.</w:t>
+        <w:t>▸ Streamlined complex test generation and deployment scripts utilizing AI tools like Gemini Code Assist to speed up delivery cycles.</w:t>
       </w:r>
     </w:p>
     <w:p>
@@ -314,7 +314,7 @@
           <w:b w:val="0"/>
           <w:sz w:val="18"/>
         </w:rPr>
-        <w:t>▸ Implemented CI/CD pipelines and ran scheduled automation regression test builds via Jenkins while provisioning environments using Terraform and AWS.</w:t>
+        <w:t>▸ Implemented CI/CD pipelines and scheduled automated regression test builds using Jenkins while provisioning test environments with Terraform and AWS.</w:t>
       </w:r>
     </w:p>
     <w:p>
@@ -327,7 +327,7 @@
           <w:b w:val="0"/>
           <w:sz w:val="18"/>
         </w:rPr>
-        <w:t>▸ Streamlined complex test generation and deployment scripts utilizing AI tools like Gemini Code Assist.</w:t>
+        <w:t>▸ Conducted backend data validation and complex Oracle SQL queries to ensure data integrity across credit risk workflows.</w:t>
       </w:r>
     </w:p>
     <w:p>

--- a/Tailored_CVs/Shinoy_Sogeti_Test_Automation_Engineer.docx
+++ b/Tailored_CVs/Shinoy_Sogeti_Test_Automation_Engineer.docx
@@ -70,7 +70,7 @@
           <w:b w:val="0"/>
           <w:sz w:val="19"/>
         </w:rPr>
-        <w:t>I am a QA automation engineer with over 8 years of experience building scalable test frameworks using Java, Selenium, and TypeScript Playwright. I frequently guide cross-functional teams and align testing strategies with business needs. Having recently relocated to the Netherlands with a valid EU residence permit, I am ready to bring my hands-on background in CI/CD integration and AI-assisted test generation using Gemini Code Assist to Sogeti.</w:t>
+        <w:t>QA Automation Engineer with over eight years of experience building scalable automation frameworks using Java, Selenium, and Playwright. I bring hands-on experience integrating AI tooling like Gemini Code Assist to streamline test generation workflows. Holding a valid EU residence permit, I am currently based in the Netherlands and ready to make a practical impact.</w:t>
       </w:r>
     </w:p>
     <w:p>
@@ -288,7 +288,7 @@
           <w:b w:val="0"/>
           <w:sz w:val="18"/>
         </w:rPr>
-        <w:t>▸ Migrated a legacy SeleniumJava framework to Playwright TypeScript for credit limit and rating analysis workflows, improving execution efficiency by 20%.</w:t>
+        <w:t>▸ Migrated a SeleniumJava framework to Playwright TypeScript for credit limit and rating analysis endtoend workflows, boosting execution efficiency by 20%.</w:t>
       </w:r>
     </w:p>
     <w:p>
@@ -314,7 +314,7 @@
           <w:b w:val="0"/>
           <w:sz w:val="18"/>
         </w:rPr>
-        <w:t>▸ Implemented CI/CD pipelines and scheduled automated regression test builds using Jenkins while provisioning test environments with Terraform and AWS.</w:t>
+        <w:t>▸ Implemented CI/CD pipelines and ran scheduled automation regression test builds via Jenkins while provisioning environments using Terraform and AWS.</w:t>
       </w:r>
     </w:p>
     <w:p>
@@ -327,7 +327,7 @@
           <w:b w:val="0"/>
           <w:sz w:val="18"/>
         </w:rPr>
-        <w:t>▸ Conducted backend data validation and complex Oracle SQL queries to ensure data integrity across credit risk workflows.</w:t>
+        <w:t>▸ Created a Test Automation framework from scratch for payment processing systems utilizing Java Selenium on a BDD Cucumber framework.</w:t>
       </w:r>
     </w:p>
     <w:p>

--- a/Tailored_CVs/Shinoy_Sogeti_Test_Automation_Engineer.docx
+++ b/Tailored_CVs/Shinoy_Sogeti_Test_Automation_Engineer.docx
@@ -70,7 +70,7 @@
           <w:b w:val="0"/>
           <w:sz w:val="19"/>
         </w:rPr>
-        <w:t>QA Automation Engineer with over eight years of experience building scalable automation frameworks using Java, Selenium, and Playwright. I bring hands-on experience integrating AI tooling like Gemini Code Assist to streamline test generation workflows. Holding a valid EU residence permit, I am currently based in the Netherlands and ready to make a practical impact.</w:t>
+        <w:t>QA Automation Engineer with over eight years of experience building scalable automation frameworks using Java Selenium and TypeScript Playwright. I help cross-functional teams improve test coverage, build reliable feedback loops, and streamline workflows. I also use tools like Gemini Code Assist to speed up test generation and deployment scripts.</w:t>
       </w:r>
     </w:p>
     <w:p>
@@ -301,7 +301,7 @@
           <w:b w:val="0"/>
           <w:sz w:val="18"/>
         </w:rPr>
-        <w:t>▸ Streamlined complex test generation and deployment scripts utilizing AI tools like Gemini Code Assist to speed up delivery cycles.</w:t>
+        <w:t>▸ Implemented CI/CD pipelines and scheduled automation regression test builds via Jenkins while provisioning underlying test environments using Terraform and AWS.</w:t>
       </w:r>
     </w:p>
     <w:p>
@@ -314,7 +314,7 @@
           <w:b w:val="0"/>
           <w:sz w:val="18"/>
         </w:rPr>
-        <w:t>▸ Implemented CI/CD pipelines and ran scheduled automation regression test builds via Jenkins while provisioning environments using Terraform and AWS.</w:t>
+        <w:t>▸ Created a test automation framework from scratch for payment processing systems utilizing Java Selenium and BDD Cucumber.</w:t>
       </w:r>
     </w:p>
     <w:p>
@@ -327,7 +327,7 @@
           <w:b w:val="0"/>
           <w:sz w:val="18"/>
         </w:rPr>
-        <w:t>▸ Created a Test Automation framework from scratch for payment processing systems utilizing Java Selenium on a BDD Cucumber framework.</w:t>
+        <w:t>▸ Streamlined complex test generation and deployment scripts utilizing AI tools like Gemini Code Assist to improve delivery speed.</w:t>
       </w:r>
     </w:p>
     <w:p>
